--- a/docs/Lessons/Lesson 14 - Raising the Stakes/Handouts/Lesson_14_Handout_Unity.docx
+++ b/docs/Lessons/Lesson 14 - Raising the Stakes/Handouts/Lesson_14_Handout_Unity.docx
@@ -184,6 +184,68 @@
           <w:iCs/>
         </w:rPr>
         <w:t xml:space="preserve">Each wave spawns one more enemy than the last (5, 6, 7). Speed stays the same for now - that's Level 2.</w:t>
+      </w:r>
+    </w:p>
+    <w:p>
+      <w:pPr>
+        <w:spacing w:after="40" w:before="120"/>
+        <w:jc w:val="center"/>
+      </w:pPr>
+      <w:r>
+        <w:drawing>
+          <wp:inline distT="0" distB="0" distL="0" distR="0">
+            <wp:extent cx="4937760" cy="4288536"/>
+            <wp:effectExtent t="0" r="0" b="0" l="0"/>
+            <wp:docPr id="1" name="" descr="" title=""/>
+            <wp:cNvGraphicFramePr>
+              <a:graphicFrameLocks xmlns:a="http://schemas.openxmlformats.org/drawingml/2006/main" noChangeAspect="1"/>
+            </wp:cNvGraphicFramePr>
+            <a:graphic xmlns:a="http://schemas.openxmlformats.org/drawingml/2006/main">
+              <a:graphicData uri="http://schemas.openxmlformats.org/drawingml/2006/picture">
+                <pic:pic xmlns:pic="http://schemas.openxmlformats.org/drawingml/2006/picture">
+                  <pic:nvPicPr>
+                    <pic:cNvPr id="0" name="" descr=""/>
+                    <pic:cNvPicPr>
+                      <a:picLocks noChangeAspect="1" noChangeArrowheads="1"/>
+                    </pic:cNvPicPr>
+                  </pic:nvPicPr>
+                  <pic:blipFill>
+                    <a:blip r:embed="rId10" cstate="none"/>
+                    <a:srcRect/>
+                    <a:stretch>
+                      <a:fillRect/>
+                    </a:stretch>
+                  </pic:blipFill>
+                  <pic:spPr bwMode="auto">
+                    <a:xfrm>
+                      <a:off x="0" y="0"/>
+                      <a:ext cx="4937760" cy="4288536"/>
+                    </a:xfrm>
+                    <a:prstGeom prst="rect">
+                      <a:avLst/>
+                    </a:prstGeom>
+                  </pic:spPr>
+                </pic:pic>
+              </a:graphicData>
+            </a:graphic>
+          </wp:inline>
+        </w:drawing>
+      </w:r>
+    </w:p>
+    <w:p>
+      <w:pPr>
+        <w:spacing w:after="160"/>
+        <w:jc w:val="center"/>
+      </w:pPr>
+      <w:r>
+        <w:rPr>
+          <w:i/>
+          <w:iCs/>
+          <w:color w:val="888888"/>
+          <w:sz w:val="16"/>
+          <w:szCs w:val="16"/>
+        </w:rPr>
+        <w:t xml:space="preserve">Whether the spawn loop and the reset live in two places or two genuinely different scripts, the rule is the same: one formula, referenced everywhere.</w:t>
       </w:r>
     </w:p>
     <w:p>

--- a/docs/Lessons/Lesson 14 - Raising the Stakes/Handouts/Lesson_14_Handout_Unity.docx
+++ b/docs/Lessons/Lesson 14 - Raising the Stakes/Handouts/Lesson_14_Handout_Unity.docx
@@ -295,6 +295,20 @@
       </w:pPr>
       <w:r>
         <w:rPr>
+          <w:i/>
+          <w:iCs/>
+          <w:color w:val="555555"/>
+          <w:sz w:val="18"/>
+          <w:szCs w:val="18"/>
+        </w:rPr>
+        <w:t xml:space="preserve">Highlighted lines are new this week; everything else is code you already have.</w:t>
+      </w:r>
+      <w:r>
+        <w:br/>
+        <w:t xml:space="preserve"/>
+      </w:r>
+      <w:r>
+        <w:rPr>
           <w:rFonts w:ascii="Consolas" w:cs="Consolas" w:eastAsia="Consolas" w:hAnsi="Consolas"/>
           <w:sz w:val="20"/>
           <w:szCs w:val="20"/>
@@ -322,6 +336,7 @@
           <w:rFonts w:ascii="Consolas" w:cs="Consolas" w:eastAsia="Consolas" w:hAnsi="Consolas"/>
           <w:sz w:val="20"/>
           <w:szCs w:val="20"/>
+          <w:shd w:fill="FFE98A" w:val="clear"/>
         </w:rPr>
         <w:t xml:space="preserve">    int count = 4 + GameManager.wave;</w:t>
       </w:r>
@@ -334,6 +349,7 @@
           <w:rFonts w:ascii="Consolas" w:cs="Consolas" w:eastAsia="Consolas" w:hAnsi="Consolas"/>
           <w:sz w:val="20"/>
           <w:szCs w:val="20"/>
+          <w:shd w:fill="FFE98A" w:val="clear"/>
         </w:rPr>
         <w:t xml:space="preserve">    for (int i = 0; i &lt; count; i++) {</w:t>
       </w:r>
@@ -382,6 +398,7 @@
           <w:rFonts w:ascii="Consolas" w:cs="Consolas" w:eastAsia="Consolas" w:hAnsi="Consolas"/>
           <w:sz w:val="20"/>
           <w:szCs w:val="20"/>
+          <w:shd w:fill="FFE98A" w:val="clear"/>
         </w:rPr>
         <w:t xml:space="preserve">    GameManager.enemiesRemaining = count;</w:t>
       </w:r>

--- a/docs/Lessons/Lesson 14 - Raising the Stakes/Handouts/Lesson_14_Handout_Unity.docx
+++ b/docs/Lessons/Lesson 14 - Raising the Stakes/Handouts/Lesson_14_Handout_Unity.docx
@@ -351,7 +351,7 @@
           <w:szCs w:val="20"/>
           <w:shd w:fill="FFE98A" w:val="clear"/>
         </w:rPr>
-        <w:t xml:space="preserve">    for (int i = 0; i &lt; count; i++) {</w:t>
+        <w:t xml:space="preserve">    for (int enemyIndex = 0; enemyIndex &lt; count; enemyIndex++) {</w:t>
       </w:r>
       <w:r>
         <w:br/>
@@ -363,7 +363,7 @@
           <w:sz w:val="20"/>
           <w:szCs w:val="20"/>
         </w:rPr>
-        <w:t xml:space="preserve">        GameObject e = Instantiate(enemyPrefab);</w:t>
+        <w:t xml:space="preserve">        GameObject newEnemy = Instantiate(enemyPrefab);</w:t>
       </w:r>
       <w:r>
         <w:br/>
@@ -459,7 +459,7 @@
         <w:spacing w:after="60"/>
       </w:pPr>
       <w:r>
-        <w:t xml:space="preserve">On each spawned enemy, add a "Set Member" node targeting the enemy's own EnemyMover script and its speed field, fed by an Add node combining 1.5 and (Wave - 1) times 0.5 - Set Member targets a real, type-checked field on the component (pick it from a list), so prefer it over the generic Variables &gt; Set Variable node, which stores under a loose string key instead.</w:t>
+        <w:t xml:space="preserve">On each spawned enemy, add a "Set Member" node targeting the enemy's own Enemy script (the same component Enemy.cs adds in the Script path) and its speed field, fed by an Add node combining 1.5 and (Wave - 1) times 0.5 - Set Member targets a real, type-checked field on the component (pick it from a list), so prefer it over the generic Variables &gt; Set Variable node, which stores under a loose string key instead.</w:t>
       </w:r>
     </w:p>
     <w:p>
@@ -492,7 +492,7 @@
         <w:spacing w:after="60"/>
       </w:pPr>
       <w:r>
-        <w:t xml:space="preserve">In SpawnEnemies(), right after instantiating each enemy, set its speed based on the wave: e.GetComponent&lt;Enemy&gt;().speed = 1.5f + (GameManager.wave - 1) * 0.5f.</w:t>
+        <w:t xml:space="preserve">In SpawnEnemies(), right after instantiating each enemy, set its speed based on the wave: newEnemy.GetComponent&lt;Enemy&gt;().speed = 1.5f + (GameManager.wave - 1) * 0.5f.</w:t>
       </w:r>
     </w:p>
     <w:p>
